--- a/extrakty/doc/TC278WG4/extract_14819-6_(2009).docx
+++ b/extrakty/doc/TC278WG4/extract_14819-6_(2009).docx
@@ -183,7 +183,7 @@
           <w:szCs w:val="22"/>
           <w:lang w:eastAsia="cs-CZ"/>
         </w:rPr>
-        <w:t>Předmluva</w:t>
+        <w:t>Úvod</w:t>
       </w:r>
     </w:p>
     <w:p>
@@ -250,31 +250,6 @@
           <w:lang w:eastAsia="cs-CZ"/>
         </w:rPr>
         <w:t xml:space="preserve"> 12313-5.</w:t>
-      </w:r>
-    </w:p>
-    <w:p>
-      <w:pPr>
-        <w:pStyle w:val="Textnormy"/>
-        <w:suppressAutoHyphens w:val="false"/>
-        <w:rPr>
-          <w:rFonts w:eastAsia="Times New Roman"/>
-          <w:b/>
-          <w:kern w:val="0"/>
-          <w:sz w:val="22"/>
-          <w:szCs w:val="22"/>
-          <w:lang w:eastAsia="cs-CZ"/>
-        </w:rPr>
-      </w:pPr>
-      <w:r>
-        <w:rPr>
-          <w:rFonts w:eastAsia="Times New Roman"/>
-          <w:b/>
-          <w:kern w:val="0"/>
-          <w:sz w:val="22"/>
-          <w:szCs w:val="22"/>
-          <w:lang w:eastAsia="cs-CZ"/>
-        </w:rPr>
-        <w:t>Úvod</w:t>
       </w:r>
     </w:p>
     <w:p>
@@ -429,6 +404,25 @@
         <w:suppressAutoHyphens w:val="false"/>
         <w:rPr>
           <w:rFonts w:eastAsia="Times New Roman"/>
+          <w:kern w:val="0"/>
+          <w:lang w:eastAsia="cs-CZ"/>
+        </w:rPr>
+      </w:pPr>
+      <w:r>
+        <w:rPr>
+          <w:rFonts w:eastAsia="Times New Roman"/>
+          <w:kern w:val="0"/>
+          <w:lang w:eastAsia="cs-CZ"/>
+        </w:rPr>
+        <w:t xml:space="preserve">Poznámka: Extrakt uvádí vybrané kapitoly popisovaného dokumentu a přejímá původní číslování kapitol.</w:t>
+      </w:r>
+    </w:p>
+    <w:p>
+      <w:pPr>
+        <w:pStyle w:val="Textnormy"/>
+        <w:suppressAutoHyphens w:val="false"/>
+        <w:rPr>
+          <w:rFonts w:eastAsia="Times New Roman"/>
           <w:b/>
           <w:kern w:val="0"/>
           <w:sz w:val="22"/>
@@ -489,7 +483,7 @@
           <w:szCs w:val="22"/>
           <w:lang w:eastAsia="cs-CZ"/>
         </w:rPr>
-        <w:t>Souvisící normy</w:t>
+        <w:t xml:space="preserve">2 Souvisící normy</w:t>
       </w:r>
     </w:p>
     <w:p>
@@ -662,7 +656,7 @@
           <w:szCs w:val="22"/>
           <w:lang w:eastAsia="cs-CZ"/>
         </w:rPr>
-        <w:t>3 Zkratky</w:t>
+        <w:t xml:space="preserve">3 Symboly a zkratky</w:t>
       </w:r>
     </w:p>
     <w:p>
@@ -729,6 +723,25 @@
           <w:kern w:val="0"/>
         </w:rPr>
         <w:t xml:space="preserve">, TMC, UTC. Zkratky typické pro tuto část jsou vyznačeny tučným písmem. </w:t>
+      </w:r>
+    </w:p>
+    <w:p>
+      <w:pPr>
+        <w:pStyle w:val="Textnormy"/>
+        <w:suppressAutoHyphens w:val="false"/>
+        <w:rPr>
+          <w:rFonts w:eastAsia="Times New Roman"/>
+          <w:kern w:val="0"/>
+          <w:lang w:eastAsia="cs-CZ"/>
+        </w:rPr>
+      </w:pPr>
+      <w:r>
+        <w:rPr>
+          <w:rFonts w:eastAsia="Times New Roman"/>
+          <w:kern w:val="0"/>
+          <w:lang w:eastAsia="cs-CZ"/>
+        </w:rPr>
+        <w:t xml:space="preserve">Další termíny a zkratky z oboru ITS jsou obsaženy ve slovníku ITS terminology.</w:t>
       </w:r>
     </w:p>
     <w:p>
@@ -753,7 +766,7 @@
           <w:szCs w:val="22"/>
           <w:lang w:eastAsia="cs-CZ"/>
         </w:rPr>
-        <w:t>5. Definice</w:t>
+        <w:t xml:space="preserve">5 Termíny a definice</w:t>
       </w:r>
     </w:p>
     <w:p>
@@ -768,6 +781,25 @@
           <w:kern w:val="0"/>
         </w:rPr>
         <w:t>V páté kapitole jsou v článku 5.1 uvedeny definice pojmů používaných v problematice RDS – TMC, pojmy typické pro tuto část (tj. část zabývající se kódováním dopravních informací) jsou popsány v článku 5.2.</w:t>
+      </w:r>
+    </w:p>
+    <w:p>
+      <w:pPr>
+        <w:pStyle w:val="Textnormy"/>
+        <w:suppressAutoHyphens w:val="false"/>
+        <w:rPr>
+          <w:rFonts w:eastAsia="Times New Roman"/>
+          <w:kern w:val="0"/>
+          <w:lang w:eastAsia="cs-CZ"/>
+        </w:rPr>
+      </w:pPr>
+      <w:r>
+        <w:rPr>
+          <w:rFonts w:eastAsia="Times New Roman"/>
+          <w:kern w:val="0"/>
+          <w:lang w:eastAsia="cs-CZ"/>
+        </w:rPr>
+        <w:t xml:space="preserve">Další termíny a zkratky z oboru ITS jsou obsaženy ve slovníku ITS terminology (www.ITSterminology.org).</w:t>
       </w:r>
     </w:p>
     <w:p>
@@ -852,7 +884,7 @@
             </wp:cNvGraphicFramePr>
             <a:graphic xmlns:a="http://schemas.openxmlformats.org/drawingml/2006/main">
               <a:graphicData uri="http://schemas.openxmlformats.org/drawingml/2006/picture">
-                <pic:pic xmlns:pic="http://schemas.openxmlformats.org/drawingml/2006/picture">
+                <pic:pic>
                   <pic:nvPicPr>
                     <pic:cNvPr id="1" name="Image1"/>
                     <pic:cNvPicPr>

--- a/extrakty/doc/TC278WG4/extract_14819-6_(2009).docx
+++ b/extrakty/doc/TC278WG4/extract_14819-6_(2009).docx
@@ -25,7 +25,7 @@
           <w:sz w:val="40"/>
           <w:szCs w:val="40"/>
         </w:rPr>
-        <w:t>EXTRAKT z české technické normy</w:t>
+        <w:t xml:space="preserve">EXTRAKT z evropské normy</w:t>
       </w:r>
     </w:p>
     <w:p>
@@ -128,7 +128,7 @@
             </w:pPr>
             <w:r>
               <w:rPr/>
-              <w:t>ČSN EN ISO 14819-6</w:t>
+              <w:t xml:space="preserve">EN ISO 14819-6</w:t>
               <w:br/>
             </w:r>
           </w:p>
@@ -140,7 +140,7 @@
             </w:pPr>
             <w:r>
               <w:rPr/>
-              <w:t>01 8253</w:t>
+              <w:t xml:space="preserve"/>
             </w:r>
           </w:p>
         </w:tc>
@@ -156,9 +156,9 @@
       </w:pPr>
       <w:r>
         <w:rPr/>
-        <w:t>Platí od 1. 12. 2006</w:t>
+        <w:t xml:space="preserve">Vydána 2006, 26 stran</w:t>
         <w:tab/>
-        <w:t>28 stran</w:t>
+        <w:t/>
       </w:r>
     </w:p>
     <w:p>
